--- a/BaoCao_Firewall_Layer0_5.docx
+++ b/BaoCao_Firewall_Layer0_5.docx
@@ -11288,7 +11288,7 @@
         <w:spacing w:after="60" w:line="290"/>
       </w:pPr>
       <w:r>
-        <w:t xml:space="preserve">Phần tiếng Việt gần như hoàn toàn do AI sinh (llm_gen_vi, hard_cases, một phần tmdeptrai), cộng một phần do Claude viết. Chưa có dữ liệu tiếng Việt thật từ người dùng.</w:t>
+        <w:t xml:space="preserve">Phần tiếng Việt gần như hoàn toàn do AI sinh (llm_gen_vi, hard_cases, một phần tmdeptrai), cộng một phần do Claude viết. Chưa có dữ liệu tiếng Việt thật từ người dùng. Dữ liệu công khai bổ sung ở mục 2.5.7 cũng chỉ thêm được 315 câu MultiJail và 50 đến 100 mẫu nhóm tự viết.</w:t>
       </w:r>
     </w:p>
     <w:p>
@@ -11426,7 +11426,7 @@
         <w:spacing w:after="60" w:line="290"/>
       </w:pPr>
       <w:r>
-        <w:t xml:space="preserve">Ba vai trò: Huấn luyện (model hoặc chỉ mục học từ dữ liệu), Chọn ngưỡng (dữ liệu quyết định một con số cấu hình), Đo (chỉ để báo cáo kết quả). Cột thứ ba ghi ai viết dữ liệu và vai trò theo layer.</w:t>
+        <w:t xml:space="preserve">Ba vai trò: Huấn luyện (model hoặc chỉ mục học từ dữ liệu), Chọn ngưỡng (dữ liệu quyết định một con số cấu hình), Đo (chỉ để báo cáo kết quả). Cột thứ ba ghi ai viết dữ liệu và vai trò theo layer. Các dòng nền xanh là dữ liệu công khai bổ sung theo kế hoạch (docs/public_data_implementation_plan.md): chưa được tải về, kích thước là số thô lấy từ trang của từng dự án (kiểm tra ngày 14/10/2026), số dòng dự kiến là đề xuất, chưa đo. Hướng đề xuất (chưa chốt) là giữ nguyên L2 và chỉ dùng phần bổ sung để đo, không đưa vào train hay chọn ngưỡng. Tensor Trust, HackAPrompt và MultiJail chỉ có nhãn tấn công, nên chặn nhầm chỉ đo được trên khoảng 1.000 đến 1.300 câu bình thường.</w:t>
       </w:r>
     </w:p>
     <w:tbl>
@@ -13064,6 +13064,790 @@
           </w:p>
         </w:tc>
       </w:tr>
+      <w:tr>
+        <w:tc>
+          <w:tcPr>
+            <w:tcW w:type="dxa" w:w="2600"/>
+            <w:shd w:fill="E2EFDA" w:color="auto" w:val="clear"/>
+            <w:tcMar>
+              <w:top w:type="dxa" w:w="50"/>
+              <w:left w:type="dxa" w:w="90"/>
+              <w:bottom w:type="dxa" w:w="50"/>
+              <w:right w:type="dxa" w:w="90"/>
+            </w:tcMar>
+          </w:tcPr>
+          <w:p>
+            <w:pPr>
+              <w:spacing w:after="0" w:line="260"/>
+            </w:pPr>
+            <w:r>
+              <w:rPr>
+                <w:sz w:val="18"/>
+                <w:szCs w:val="18"/>
+              </w:rPr>
+              <w:t xml:space="preserve">Tensor Trust (bổ sung)</w:t>
+            </w:r>
+          </w:p>
+        </w:tc>
+        <w:tc>
+          <w:tcPr>
+            <w:tcW w:type="dxa" w:w="2300"/>
+            <w:shd w:fill="E2EFDA" w:color="auto" w:val="clear"/>
+            <w:tcMar>
+              <w:top w:type="dxa" w:w="50"/>
+              <w:left w:type="dxa" w:w="90"/>
+              <w:bottom w:type="dxa" w:w="50"/>
+              <w:right w:type="dxa" w:w="90"/>
+            </w:tcMar>
+          </w:tcPr>
+          <w:p>
+            <w:pPr>
+              <w:spacing w:after="0" w:line="260"/>
+            </w:pPr>
+            <w:r>
+              <w:rPr>
+                <w:sz w:val="18"/>
+                <w:szCs w:val="18"/>
+              </w:rPr>
+              <w:t xml:space="preserve">Hơn 126.000 tấn công thô; dự kiến lấy 2.000 đến 3.000 sau lọc trùng</w:t>
+            </w:r>
+          </w:p>
+        </w:tc>
+        <w:tc>
+          <w:tcPr>
+            <w:tcW w:type="dxa" w:w="2400"/>
+            <w:shd w:fill="E2EFDA" w:color="auto" w:val="clear"/>
+            <w:tcMar>
+              <w:top w:type="dxa" w:w="50"/>
+              <w:left w:type="dxa" w:w="90"/>
+              <w:bottom w:type="dxa" w:w="50"/>
+              <w:right w:type="dxa" w:w="90"/>
+            </w:tcMar>
+          </w:tcPr>
+          <w:p>
+            <w:pPr>
+              <w:spacing w:after="0" w:line="260"/>
+            </w:pPr>
+            <w:r>
+              <w:rPr>
+                <w:sz w:val="18"/>
+                <w:szCs w:val="18"/>
+              </w:rPr>
+              <w:t xml:space="preserve">Người viết (người chơi trò chơi online); công khai, giấy phép chưa xác minh</w:t>
+            </w:r>
+          </w:p>
+        </w:tc>
+        <w:tc>
+          <w:tcPr>
+            <w:tcW w:type="dxa" w:w="1726"/>
+            <w:shd w:fill="E2EFDA" w:color="auto" w:val="clear"/>
+            <w:tcMar>
+              <w:top w:type="dxa" w:w="50"/>
+              <w:left w:type="dxa" w:w="90"/>
+              <w:bottom w:type="dxa" w:w="50"/>
+              <w:right w:type="dxa" w:w="90"/>
+            </w:tcMar>
+          </w:tcPr>
+          <w:p>
+            <w:pPr>
+              <w:spacing w:after="0" w:line="260"/>
+            </w:pPr>
+            <w:r>
+              <w:rPr>
+                <w:sz w:val="18"/>
+                <w:szCs w:val="18"/>
+              </w:rPr>
+              <w:t xml:space="preserve">L1 và L2. Đo tỷ lệ bắt tấn công (chỉ có nhãn tấn công)</w:t>
+            </w:r>
+          </w:p>
+        </w:tc>
+      </w:tr>
+      <w:tr>
+        <w:tc>
+          <w:tcPr>
+            <w:tcW w:type="dxa" w:w="2600"/>
+            <w:shd w:fill="E2EFDA" w:color="auto" w:val="clear"/>
+            <w:tcMar>
+              <w:top w:type="dxa" w:w="50"/>
+              <w:left w:type="dxa" w:w="90"/>
+              <w:bottom w:type="dxa" w:w="50"/>
+              <w:right w:type="dxa" w:w="90"/>
+            </w:tcMar>
+          </w:tcPr>
+          <w:p>
+            <w:pPr>
+              <w:spacing w:after="0" w:line="260"/>
+            </w:pPr>
+            <w:r>
+              <w:rPr>
+                <w:sz w:val="18"/>
+                <w:szCs w:val="18"/>
+              </w:rPr>
+              <w:t xml:space="preserve">HackAPrompt (bổ sung)</w:t>
+            </w:r>
+          </w:p>
+        </w:tc>
+        <w:tc>
+          <w:tcPr>
+            <w:tcW w:type="dxa" w:w="2300"/>
+            <w:shd w:fill="E2EFDA" w:color="auto" w:val="clear"/>
+            <w:tcMar>
+              <w:top w:type="dxa" w:w="50"/>
+              <w:left w:type="dxa" w:w="90"/>
+              <w:bottom w:type="dxa" w:w="50"/>
+              <w:right w:type="dxa" w:w="90"/>
+            </w:tcMar>
+          </w:tcPr>
+          <w:p>
+            <w:pPr>
+              <w:spacing w:after="0" w:line="260"/>
+            </w:pPr>
+            <w:r>
+              <w:rPr>
+                <w:sz w:val="18"/>
+                <w:szCs w:val="18"/>
+              </w:rPr>
+              <w:t xml:space="preserve">100.000 đến 1 triệu dòng thô; dự kiến lấy khoảng 2.000</w:t>
+            </w:r>
+          </w:p>
+        </w:tc>
+        <w:tc>
+          <w:tcPr>
+            <w:tcW w:type="dxa" w:w="2400"/>
+            <w:shd w:fill="E2EFDA" w:color="auto" w:val="clear"/>
+            <w:tcMar>
+              <w:top w:type="dxa" w:w="50"/>
+              <w:left w:type="dxa" w:w="90"/>
+              <w:bottom w:type="dxa" w:w="50"/>
+              <w:right w:type="dxa" w:w="90"/>
+            </w:tcMar>
+          </w:tcPr>
+          <w:p>
+            <w:pPr>
+              <w:spacing w:after="0" w:line="260"/>
+            </w:pPr>
+            <w:r>
+              <w:rPr>
+                <w:sz w:val="18"/>
+                <w:szCs w:val="18"/>
+              </w:rPr>
+              <w:t xml:space="preserve">Người viết (bài nộp cuộc thi); MIT, phải đồng ý điều khoản để tải</w:t>
+            </w:r>
+          </w:p>
+        </w:tc>
+        <w:tc>
+          <w:tcPr>
+            <w:tcW w:type="dxa" w:w="1726"/>
+            <w:shd w:fill="E2EFDA" w:color="auto" w:val="clear"/>
+            <w:tcMar>
+              <w:top w:type="dxa" w:w="50"/>
+              <w:left w:type="dxa" w:w="90"/>
+              <w:bottom w:type="dxa" w:w="50"/>
+              <w:right w:type="dxa" w:w="90"/>
+            </w:tcMar>
+          </w:tcPr>
+          <w:p>
+            <w:pPr>
+              <w:spacing w:after="0" w:line="260"/>
+            </w:pPr>
+            <w:r>
+              <w:rPr>
+                <w:sz w:val="18"/>
+                <w:szCs w:val="18"/>
+              </w:rPr>
+              <w:t xml:space="preserve">L1 và L2. Đo tỷ lệ bắt tấn công</w:t>
+            </w:r>
+          </w:p>
+        </w:tc>
+      </w:tr>
+      <w:tr>
+        <w:tc>
+          <w:tcPr>
+            <w:tcW w:type="dxa" w:w="2600"/>
+            <w:shd w:fill="E2EFDA" w:color="auto" w:val="clear"/>
+            <w:tcMar>
+              <w:top w:type="dxa" w:w="50"/>
+              <w:left w:type="dxa" w:w="90"/>
+              <w:bottom w:type="dxa" w:w="50"/>
+              <w:right w:type="dxa" w:w="90"/>
+            </w:tcMar>
+          </w:tcPr>
+          <w:p>
+            <w:pPr>
+              <w:spacing w:after="0" w:line="260"/>
+            </w:pPr>
+            <w:r>
+              <w:rPr>
+                <w:sz w:val="18"/>
+                <w:szCs w:val="18"/>
+              </w:rPr>
+              <w:t xml:space="preserve">deepset/prompt-injections (bổ sung)</w:t>
+            </w:r>
+          </w:p>
+        </w:tc>
+        <w:tc>
+          <w:tcPr>
+            <w:tcW w:type="dxa" w:w="2300"/>
+            <w:shd w:fill="E2EFDA" w:color="auto" w:val="clear"/>
+            <w:tcMar>
+              <w:top w:type="dxa" w:w="50"/>
+              <w:left w:type="dxa" w:w="90"/>
+              <w:bottom w:type="dxa" w:w="50"/>
+              <w:right w:type="dxa" w:w="90"/>
+            </w:tcMar>
+          </w:tcPr>
+          <w:p>
+            <w:pPr>
+              <w:spacing w:after="0" w:line="260"/>
+            </w:pPr>
+            <w:r>
+              <w:rPr>
+                <w:sz w:val="18"/>
+                <w:szCs w:val="18"/>
+              </w:rPr>
+              <w:t xml:space="preserve">662, hai nhãn</w:t>
+            </w:r>
+          </w:p>
+        </w:tc>
+        <w:tc>
+          <w:tcPr>
+            <w:tcW w:type="dxa" w:w="2400"/>
+            <w:shd w:fill="E2EFDA" w:color="auto" w:val="clear"/>
+            <w:tcMar>
+              <w:top w:type="dxa" w:w="50"/>
+              <w:left w:type="dxa" w:w="90"/>
+              <w:bottom w:type="dxa" w:w="50"/>
+              <w:right w:type="dxa" w:w="90"/>
+            </w:tcMar>
+          </w:tcPr>
+          <w:p>
+            <w:pPr>
+              <w:spacing w:after="0" w:line="260"/>
+            </w:pPr>
+            <w:r>
+              <w:rPr>
+                <w:sz w:val="18"/>
+                <w:szCs w:val="18"/>
+              </w:rPr>
+              <w:t xml:space="preserve">Công khai, Apache-2.0; lệch độ dài (AUC 0,81), 21% tiếng Đức</w:t>
+            </w:r>
+          </w:p>
+        </w:tc>
+        <w:tc>
+          <w:tcPr>
+            <w:tcW w:type="dxa" w:w="1726"/>
+            <w:shd w:fill="E2EFDA" w:color="auto" w:val="clear"/>
+            <w:tcMar>
+              <w:top w:type="dxa" w:w="50"/>
+              <w:left w:type="dxa" w:w="90"/>
+              <w:bottom w:type="dxa" w:w="50"/>
+              <w:right w:type="dxa" w:w="90"/>
+            </w:tcMar>
+          </w:tcPr>
+          <w:p>
+            <w:pPr>
+              <w:spacing w:after="0" w:line="260"/>
+            </w:pPr>
+            <w:r>
+              <w:rPr>
+                <w:sz w:val="18"/>
+                <w:szCs w:val="18"/>
+              </w:rPr>
+              <w:t xml:space="preserve">L2. Chỉ đo, báo kèm cảnh báo lệch</w:t>
+            </w:r>
+          </w:p>
+        </w:tc>
+      </w:tr>
+      <w:tr>
+        <w:tc>
+          <w:tcPr>
+            <w:tcW w:type="dxa" w:w="2600"/>
+            <w:shd w:fill="E2EFDA" w:color="auto" w:val="clear"/>
+            <w:tcMar>
+              <w:top w:type="dxa" w:w="50"/>
+              <w:left w:type="dxa" w:w="90"/>
+              <w:bottom w:type="dxa" w:w="50"/>
+              <w:right w:type="dxa" w:w="90"/>
+            </w:tcMar>
+          </w:tcPr>
+          <w:p>
+            <w:pPr>
+              <w:spacing w:after="0" w:line="260"/>
+            </w:pPr>
+            <w:r>
+              <w:rPr>
+                <w:sz w:val="18"/>
+                <w:szCs w:val="18"/>
+              </w:rPr>
+              <w:t xml:space="preserve">OWASP LLM01 Benchmark V1 và V2 (bổ sung)</w:t>
+            </w:r>
+          </w:p>
+        </w:tc>
+        <w:tc>
+          <w:tcPr>
+            <w:tcW w:type="dxa" w:w="2300"/>
+            <w:shd w:fill="E2EFDA" w:color="auto" w:val="clear"/>
+            <w:tcMar>
+              <w:top w:type="dxa" w:w="50"/>
+              <w:left w:type="dxa" w:w="90"/>
+              <w:bottom w:type="dxa" w:w="50"/>
+              <w:right w:type="dxa" w:w="90"/>
+            </w:tcMar>
+          </w:tcPr>
+          <w:p>
+            <w:pPr>
+              <w:spacing w:after="0" w:line="260"/>
+            </w:pPr>
+            <w:r>
+              <w:rPr>
+                <w:sz w:val="18"/>
+                <w:szCs w:val="18"/>
+              </w:rPr>
+              <w:t xml:space="preserve">600 mỗi bản (300 chặn / 300 cho qua)</w:t>
+            </w:r>
+          </w:p>
+        </w:tc>
+        <w:tc>
+          <w:tcPr>
+            <w:tcW w:type="dxa" w:w="2400"/>
+            <w:shd w:fill="E2EFDA" w:color="auto" w:val="clear"/>
+            <w:tcMar>
+              <w:top w:type="dxa" w:w="50"/>
+              <w:left w:type="dxa" w:w="90"/>
+              <w:bottom w:type="dxa" w:w="50"/>
+              <w:right w:type="dxa" w:w="90"/>
+            </w:tcMar>
+          </w:tcPr>
+          <w:p>
+            <w:pPr>
+              <w:spacing w:after="0" w:line="260"/>
+            </w:pPr>
+            <w:r>
+              <w:rPr>
+                <w:sz w:val="18"/>
+                <w:szCs w:val="18"/>
+              </w:rPr>
+              <w:t xml:space="preserve">Công khai (PointGuardAI), giấy phép "other"; V1 tự ghi 467 trên 600 dòng là dữ liệu tổng hợp</w:t>
+            </w:r>
+          </w:p>
+        </w:tc>
+        <w:tc>
+          <w:tcPr>
+            <w:tcW w:type="dxa" w:w="1726"/>
+            <w:shd w:fill="E2EFDA" w:color="auto" w:val="clear"/>
+            <w:tcMar>
+              <w:top w:type="dxa" w:w="50"/>
+              <w:left w:type="dxa" w:w="90"/>
+              <w:bottom w:type="dxa" w:w="50"/>
+              <w:right w:type="dxa" w:w="90"/>
+            </w:tcMar>
+          </w:tcPr>
+          <w:p>
+            <w:pPr>
+              <w:spacing w:after="0" w:line="260"/>
+            </w:pPr>
+            <w:r>
+              <w:rPr>
+                <w:sz w:val="18"/>
+                <w:szCs w:val="18"/>
+              </w:rPr>
+              <w:t xml:space="preserve">L2 và L3. Đo cả hai nhãn, gồm chặn nhầm; ca lưng chừng đưa cho L3</w:t>
+            </w:r>
+          </w:p>
+        </w:tc>
+      </w:tr>
+      <w:tr>
+        <w:tc>
+          <w:tcPr>
+            <w:tcW w:type="dxa" w:w="2600"/>
+            <w:shd w:fill="E2EFDA" w:color="auto" w:val="clear"/>
+            <w:tcMar>
+              <w:top w:type="dxa" w:w="50"/>
+              <w:left w:type="dxa" w:w="90"/>
+              <w:bottom w:type="dxa" w:w="50"/>
+              <w:right w:type="dxa" w:w="90"/>
+            </w:tcMar>
+          </w:tcPr>
+          <w:p>
+            <w:pPr>
+              <w:spacing w:after="0" w:line="260"/>
+            </w:pPr>
+            <w:r>
+              <w:rPr>
+                <w:sz w:val="18"/>
+                <w:szCs w:val="18"/>
+              </w:rPr>
+              <w:t xml:space="preserve">Gray Swan IPI (bổ sung)</w:t>
+            </w:r>
+          </w:p>
+        </w:tc>
+        <w:tc>
+          <w:tcPr>
+            <w:tcW w:type="dxa" w:w="2300"/>
+            <w:shd w:fill="E2EFDA" w:color="auto" w:val="clear"/>
+            <w:tcMar>
+              <w:top w:type="dxa" w:w="50"/>
+              <w:left w:type="dxa" w:w="90"/>
+              <w:bottom w:type="dxa" w:w="50"/>
+              <w:right w:type="dxa" w:w="90"/>
+            </w:tcMar>
+          </w:tcPr>
+          <w:p>
+            <w:pPr>
+              <w:spacing w:after="0" w:line="260"/>
+            </w:pPr>
+            <w:r>
+              <w:rPr>
+                <w:sz w:val="18"/>
+                <w:szCs w:val="18"/>
+              </w:rPr>
+              <w:t xml:space="preserve">Chưa biết</w:t>
+            </w:r>
+          </w:p>
+        </w:tc>
+        <w:tc>
+          <w:tcPr>
+            <w:tcW w:type="dxa" w:w="2400"/>
+            <w:shd w:fill="E2EFDA" w:color="auto" w:val="clear"/>
+            <w:tcMar>
+              <w:top w:type="dxa" w:w="50"/>
+              <w:left w:type="dxa" w:w="90"/>
+              <w:bottom w:type="dxa" w:w="50"/>
+              <w:right w:type="dxa" w:w="90"/>
+            </w:tcMar>
+          </w:tcPr>
+          <w:p>
+            <w:pPr>
+              <w:spacing w:after="0" w:line="260"/>
+            </w:pPr>
+            <w:r>
+              <w:rPr>
+                <w:sz w:val="18"/>
+                <w:szCs w:val="18"/>
+              </w:rPr>
+              <w:t xml:space="preserve">Người viết (cuộc thi công khai); giấy phép chưa xác minh</w:t>
+            </w:r>
+          </w:p>
+        </w:tc>
+        <w:tc>
+          <w:tcPr>
+            <w:tcW w:type="dxa" w:w="1726"/>
+            <w:shd w:fill="E2EFDA" w:color="auto" w:val="clear"/>
+            <w:tcMar>
+              <w:top w:type="dxa" w:w="50"/>
+              <w:left w:type="dxa" w:w="90"/>
+              <w:bottom w:type="dxa" w:w="50"/>
+              <w:right w:type="dxa" w:w="90"/>
+            </w:tcMar>
+          </w:tcPr>
+          <w:p>
+            <w:pPr>
+              <w:spacing w:after="0" w:line="260"/>
+            </w:pPr>
+            <w:r>
+              <w:rPr>
+                <w:sz w:val="18"/>
+                <w:szCs w:val="18"/>
+              </w:rPr>
+              <w:t xml:space="preserve">L2 và Spotlighting. Đo tấn công gián tiếp trong tài liệu</w:t>
+            </w:r>
+          </w:p>
+        </w:tc>
+      </w:tr>
+      <w:tr>
+        <w:tc>
+          <w:tcPr>
+            <w:tcW w:type="dxa" w:w="2600"/>
+            <w:shd w:fill="E2EFDA" w:color="auto" w:val="clear"/>
+            <w:tcMar>
+              <w:top w:type="dxa" w:w="50"/>
+              <w:left w:type="dxa" w:w="90"/>
+              <w:bottom w:type="dxa" w:w="50"/>
+              <w:right w:type="dxa" w:w="90"/>
+            </w:tcMar>
+          </w:tcPr>
+          <w:p>
+            <w:pPr>
+              <w:spacing w:after="0" w:line="260"/>
+            </w:pPr>
+            <w:r>
+              <w:rPr>
+                <w:sz w:val="18"/>
+                <w:szCs w:val="18"/>
+              </w:rPr>
+              <w:t xml:space="preserve">InjecAgent (bổ sung)</w:t>
+            </w:r>
+          </w:p>
+        </w:tc>
+        <w:tc>
+          <w:tcPr>
+            <w:tcW w:type="dxa" w:w="2300"/>
+            <w:shd w:fill="E2EFDA" w:color="auto" w:val="clear"/>
+            <w:tcMar>
+              <w:top w:type="dxa" w:w="50"/>
+              <w:left w:type="dxa" w:w="90"/>
+              <w:bottom w:type="dxa" w:w="50"/>
+              <w:right w:type="dxa" w:w="90"/>
+            </w:tcMar>
+          </w:tcPr>
+          <w:p>
+            <w:pPr>
+              <w:spacing w:after="0" w:line="260"/>
+            </w:pPr>
+            <w:r>
+              <w:rPr>
+                <w:sz w:val="18"/>
+                <w:szCs w:val="18"/>
+              </w:rPr>
+              <w:t xml:space="preserve">1.054 ca</w:t>
+            </w:r>
+          </w:p>
+        </w:tc>
+        <w:tc>
+          <w:tcPr>
+            <w:tcW w:type="dxa" w:w="2400"/>
+            <w:shd w:fill="E2EFDA" w:color="auto" w:val="clear"/>
+            <w:tcMar>
+              <w:top w:type="dxa" w:w="50"/>
+              <w:left w:type="dxa" w:w="90"/>
+              <w:bottom w:type="dxa" w:w="50"/>
+              <w:right w:type="dxa" w:w="90"/>
+            </w:tcMar>
+          </w:tcPr>
+          <w:p>
+            <w:pPr>
+              <w:spacing w:after="0" w:line="260"/>
+            </w:pPr>
+            <w:r>
+              <w:rPr>
+                <w:sz w:val="18"/>
+                <w:szCs w:val="18"/>
+              </w:rPr>
+              <w:t xml:space="preserve">Công khai, MIT; ca ghép từ ca người dùng và ca kẻ tấn công</w:t>
+            </w:r>
+          </w:p>
+        </w:tc>
+        <w:tc>
+          <w:tcPr>
+            <w:tcW w:type="dxa" w:w="1726"/>
+            <w:shd w:fill="E2EFDA" w:color="auto" w:val="clear"/>
+            <w:tcMar>
+              <w:top w:type="dxa" w:w="50"/>
+              <w:left w:type="dxa" w:w="90"/>
+              <w:bottom w:type="dxa" w:w="50"/>
+              <w:right w:type="dxa" w:w="90"/>
+            </w:tcMar>
+          </w:tcPr>
+          <w:p>
+            <w:pPr>
+              <w:spacing w:after="0" w:line="260"/>
+            </w:pPr>
+            <w:r>
+              <w:rPr>
+                <w:sz w:val="18"/>
+                <w:szCs w:val="18"/>
+              </w:rPr>
+              <w:t xml:space="preserve">L4 và Spotlighting. Đo lệnh gọi công cụ do kẻ tấn công cài có bị chặn không</w:t>
+            </w:r>
+          </w:p>
+        </w:tc>
+      </w:tr>
+      <w:tr>
+        <w:tc>
+          <w:tcPr>
+            <w:tcW w:type="dxa" w:w="2600"/>
+            <w:shd w:fill="E2EFDA" w:color="auto" w:val="clear"/>
+            <w:tcMar>
+              <w:top w:type="dxa" w:w="50"/>
+              <w:left w:type="dxa" w:w="90"/>
+              <w:bottom w:type="dxa" w:w="50"/>
+              <w:right w:type="dxa" w:w="90"/>
+            </w:tcMar>
+          </w:tcPr>
+          <w:p>
+            <w:pPr>
+              <w:spacing w:after="0" w:line="260"/>
+            </w:pPr>
+            <w:r>
+              <w:rPr>
+                <w:sz w:val="18"/>
+                <w:szCs w:val="18"/>
+              </w:rPr>
+              <w:t xml:space="preserve">MultiJail, bản tiếng Việt (bổ sung)</w:t>
+            </w:r>
+          </w:p>
+        </w:tc>
+        <w:tc>
+          <w:tcPr>
+            <w:tcW w:type="dxa" w:w="2300"/>
+            <w:shd w:fill="E2EFDA" w:color="auto" w:val="clear"/>
+            <w:tcMar>
+              <w:top w:type="dxa" w:w="50"/>
+              <w:left w:type="dxa" w:w="90"/>
+              <w:bottom w:type="dxa" w:w="50"/>
+              <w:right w:type="dxa" w:w="90"/>
+            </w:tcMar>
+          </w:tcPr>
+          <w:p>
+            <w:pPr>
+              <w:spacing w:after="0" w:line="260"/>
+            </w:pPr>
+            <w:r>
+              <w:rPr>
+                <w:sz w:val="18"/>
+                <w:szCs w:val="18"/>
+              </w:rPr>
+              <w:t xml:space="preserve">315 câu</w:t>
+            </w:r>
+          </w:p>
+        </w:tc>
+        <w:tc>
+          <w:tcPr>
+            <w:tcW w:type="dxa" w:w="2400"/>
+            <w:shd w:fill="E2EFDA" w:color="auto" w:val="clear"/>
+            <w:tcMar>
+              <w:top w:type="dxa" w:w="50"/>
+              <w:left w:type="dxa" w:w="90"/>
+              <w:bottom w:type="dxa" w:w="50"/>
+              <w:right w:type="dxa" w:w="90"/>
+            </w:tcMar>
+          </w:tcPr>
+          <w:p>
+            <w:pPr>
+              <w:spacing w:after="0" w:line="260"/>
+            </w:pPr>
+            <w:r>
+              <w:rPr>
+                <w:sz w:val="18"/>
+                <w:szCs w:val="18"/>
+              </w:rPr>
+              <w:t xml:space="preserve">Công khai, MIT; câu hỏi độc hại dịch sang 9 ngôn ngữ, cách dịch chưa xác minh; không phải prompt injection</w:t>
+            </w:r>
+          </w:p>
+        </w:tc>
+        <w:tc>
+          <w:tcPr>
+            <w:tcW w:type="dxa" w:w="1726"/>
+            <w:shd w:fill="E2EFDA" w:color="auto" w:val="clear"/>
+            <w:tcMar>
+              <w:top w:type="dxa" w:w="50"/>
+              <w:left w:type="dxa" w:w="90"/>
+              <w:bottom w:type="dxa" w:w="50"/>
+              <w:right w:type="dxa" w:w="90"/>
+            </w:tcMar>
+          </w:tcPr>
+          <w:p>
+            <w:pPr>
+              <w:spacing w:after="0" w:line="260"/>
+            </w:pPr>
+            <w:r>
+              <w:rPr>
+                <w:sz w:val="18"/>
+                <w:szCs w:val="18"/>
+              </w:rPr>
+              <w:t xml:space="preserve">L2. Đo phụ tiếng Việt, báo riêng</w:t>
+            </w:r>
+          </w:p>
+        </w:tc>
+      </w:tr>
+      <w:tr>
+        <w:tc>
+          <w:tcPr>
+            <w:tcW w:type="dxa" w:w="2600"/>
+            <w:shd w:fill="E2EFDA" w:color="auto" w:val="clear"/>
+            <w:tcMar>
+              <w:top w:type="dxa" w:w="50"/>
+              <w:left w:type="dxa" w:w="90"/>
+              <w:bottom w:type="dxa" w:w="50"/>
+              <w:right w:type="dxa" w:w="90"/>
+            </w:tcMar>
+          </w:tcPr>
+          <w:p>
+            <w:pPr>
+              <w:spacing w:after="0" w:line="260"/>
+            </w:pPr>
+            <w:r>
+              <w:rPr>
+                <w:sz w:val="18"/>
+                <w:szCs w:val="18"/>
+              </w:rPr>
+              <w:t xml:space="preserve">Mẫu tiếng Việt nhóm tự viết (bổ sung)</w:t>
+            </w:r>
+          </w:p>
+        </w:tc>
+        <w:tc>
+          <w:tcPr>
+            <w:tcW w:type="dxa" w:w="2300"/>
+            <w:shd w:fill="E2EFDA" w:color="auto" w:val="clear"/>
+            <w:tcMar>
+              <w:top w:type="dxa" w:w="50"/>
+              <w:left w:type="dxa" w:w="90"/>
+              <w:bottom w:type="dxa" w:w="50"/>
+              <w:right w:type="dxa" w:w="90"/>
+            </w:tcMar>
+          </w:tcPr>
+          <w:p>
+            <w:pPr>
+              <w:spacing w:after="0" w:line="260"/>
+            </w:pPr>
+            <w:r>
+              <w:rPr>
+                <w:sz w:val="18"/>
+                <w:szCs w:val="18"/>
+              </w:rPr>
+              <w:t xml:space="preserve">50 đến 100</w:t>
+            </w:r>
+          </w:p>
+        </w:tc>
+        <w:tc>
+          <w:tcPr>
+            <w:tcW w:type="dxa" w:w="2400"/>
+            <w:shd w:fill="E2EFDA" w:color="auto" w:val="clear"/>
+            <w:tcMar>
+              <w:top w:type="dxa" w:w="50"/>
+              <w:left w:type="dxa" w:w="90"/>
+              <w:bottom w:type="dxa" w:w="50"/>
+              <w:right w:type="dxa" w:w="90"/>
+            </w:tcMar>
+          </w:tcPr>
+          <w:p>
+            <w:pPr>
+              <w:spacing w:after="0" w:line="260"/>
+            </w:pPr>
+            <w:r>
+              <w:rPr>
+                <w:sz w:val="18"/>
+                <w:szCs w:val="18"/>
+              </w:rPr>
+              <w:t xml:space="preserve">Thành viên nhóm, duyệt chéo</w:t>
+            </w:r>
+          </w:p>
+        </w:tc>
+        <w:tc>
+          <w:tcPr>
+            <w:tcW w:type="dxa" w:w="1726"/>
+            <w:shd w:fill="E2EFDA" w:color="auto" w:val="clear"/>
+            <w:tcMar>
+              <w:top w:type="dxa" w:w="50"/>
+              <w:left w:type="dxa" w:w="90"/>
+              <w:bottom w:type="dxa" w:w="50"/>
+              <w:right w:type="dxa" w:w="90"/>
+            </w:tcMar>
+          </w:tcPr>
+          <w:p>
+            <w:pPr>
+              <w:spacing w:after="0" w:line="260"/>
+            </w:pPr>
+            <w:r>
+              <w:rPr>
+                <w:sz w:val="18"/>
+                <w:szCs w:val="18"/>
+              </w:rPr>
+              <w:t xml:space="preserve">L2 và L3. Test tiếng Việt do người viết</w:t>
+            </w:r>
+          </w:p>
+        </w:tc>
+      </w:tr>
     </w:tbl>
     <w:p>
       <w:pPr>
@@ -13075,7 +13859,7 @@
         <w:spacing w:after="60" w:line="290"/>
       </w:pPr>
       <w:r>
-        <w:t xml:space="preserve">L0, L3, L4 và L5 không có dữ liệu huấn luyện: L0 là luật; L3 chỉ có prompt judge_v1.md; L4 là luật Pydantic cộng policies.yaml; L5 là luật. Các bộ đã thử và không dùng cho layer nào: phần dịch của neuralchemy, SEALSBench, rikka-snow, verify_disagreed, chat_vi chưa lọc, docs_vi và các dòng nhãn BIPIA.</w:t>
+        <w:t xml:space="preserve">L0, L3, L4 và L5 không có dữ liệu huấn luyện: L0 là luật; L3 chỉ có prompt judge_v1.md; L4 là luật Pydantic cộng policies.yaml; L5 là luật. Các bộ đã thử hoặc đã xét và không dùng cho layer nào: phần dịch của neuralchemy, SEALSBench, rikka-snow, verify_disagreed, chat_vi chưa lọc, docs_vi, các dòng nhãn BIPIA, vi-alpaca, Viet4All, Tulu3-vi (GPT sinh hoặc dịch máy), các tập gộp Necent và Cogensec (nhãn yếu, khó truy nguồn) và AgentDojo (là framework, cần chạy agent thật).</w:t>
       </w:r>
     </w:p>
     <w:p>
@@ -28130,7 +28914,7 @@
         <w:spacing w:after="60" w:line="290"/>
       </w:pPr>
       <w:r>
-        <w:t xml:space="preserve">Thêm dữ liệu tiếng Việt thật, không do AI sinh, để huấn luyện lại Layer 2 và kiểm chéo vi_test_v1.</w:t>
+        <w:t xml:space="preserve">Đo L1, L2, L3, Spotlighting và L4 trên dữ liệu công khai do người viết theo bảng ở mục 2.5.7 (Tensor Trust, HackAPrompt, OWASP LLM01, Gray Swan, InjecAgent); thêm dữ liệu tiếng Việt do người viết để kiểm chéo vi_test_v1, rồi mới quyết định có huấn luyện lại Layer 2 hay không.</w:t>
       </w:r>
     </w:p>
     <w:p>
